--- a/manuscript/Notes_for_authors.docx
+++ b/manuscript/Notes_for_authors.docx
@@ -390,50 +390,7 @@
         <w:pStyle w:val="FirstParagraph"/>
       </w:pPr>
       <w:r>
-        <w:t xml:space="preserve">The budget assumes a limit of L = 8,000 words excluding references.</w:t>
-      </w:r>
-      <w:r>
-        <w:t xml:space="preserve"> </w:t>
-      </w:r>
-      <w:r>
-        <w:rPr>
-          <w:bCs/>
-          <w:b/>
-        </w:rPr>
-        <w:t xml:space="preserve">Check the current</w:t>
-      </w:r>
-      <w:r>
-        <w:rPr>
-          <w:bCs/>
-          <w:b/>
-        </w:rPr>
-        <w:t xml:space="preserve"> </w:t>
-      </w:r>
-      <w:r>
-        <w:rPr>
-          <w:iCs/>
-          <w:i/>
-          <w:bCs/>
-          <w:b/>
-        </w:rPr>
-        <w:t xml:space="preserve">Food Policy</w:t>
-      </w:r>
-      <w:r>
-        <w:rPr>
-          <w:bCs/>
-          <w:b/>
-        </w:rPr>
-        <w:t xml:space="preserve"> </w:t>
-      </w:r>
-      <w:r>
-        <w:rPr>
-          <w:bCs/>
-          <w:b/>
-        </w:rPr>
-        <w:t xml:space="preserve">guide for authors</w:t>
-      </w:r>
-      <w:r>
-        <w:t xml:space="preserve">; this limit is an assumption.</w:t>
+        <w:t xml:space="preserve">Food Policy (guide saved in FoodPolicy_author_guidelines.md) expects 6,000–10,000 words for the whole submission, including abstract, tables, references and appendices.</w:t>
       </w:r>
     </w:p>
     <w:tbl>
